--- a/calibration-curve-worksheet.docx
+++ b/calibration-curve-worksheet.docx
@@ -196,7 +196,7 @@
           <w:noProof/>
         </w:rPr>
         <w:drawing>
-          <wp:inline distT="0" distB="0" distL="0" distR="0" wp14:anchorId="09AEAB65" wp14:editId="5C15E50F">
+          <wp:inline distT="0" distB="0" distL="0" distR="0" wp14:anchorId="4C9DA737" wp14:editId="4C9DA738">
             <wp:extent cx="5066491" cy="1513114"/>
             <wp:effectExtent l="0" t="0" r="0" b="0"/>
             <wp:docPr id="1" name="Picture 1"/>
@@ -1935,9 +1935,8 @@
         <w:rPr>
           <w:noProof/>
         </w:rPr>
-        <w:lastRenderedPageBreak/>
         <w:drawing>
-          <wp:inline distT="0" distB="0" distL="0" distR="0" wp14:anchorId="19CAB7FA" wp14:editId="32DF97D1">
+          <wp:inline distT="0" distB="0" distL="0" distR="0" wp14:anchorId="4C9DA739" wp14:editId="35873D1D">
             <wp:extent cx="5257488" cy="2895600"/>
             <wp:effectExtent l="0" t="0" r="0" b="0"/>
             <wp:docPr id="1724753888" name="Picture 1" descr="Screenshot"/>
@@ -1992,7 +1991,7 @@
     <w:p>
       <w:pPr>
         <w:pStyle w:val="Heading2"/>
-        <w:spacing w:before="280" w:after="120"/>
+        <w:spacing w:after="120"/>
       </w:pPr>
       <w:r>
         <w:rPr>
@@ -2205,7 +2204,7 @@
           <w:noProof/>
         </w:rPr>
         <w:drawing>
-          <wp:inline distT="0" distB="0" distL="0" distR="0" wp14:anchorId="4B5796F3" wp14:editId="5CB19C57">
+          <wp:inline distT="0" distB="0" distL="0" distR="0" wp14:anchorId="4C9DA73B" wp14:editId="4C9DA73C">
             <wp:extent cx="5715000" cy="1534886"/>
             <wp:effectExtent l="0" t="0" r="0" b="0"/>
             <wp:docPr id="605523045" name="Picture 605523045"/>
@@ -2881,7 +2880,6 @@
           <w:sz w:val="19"/>
           <w:szCs w:val="19"/>
         </w:rPr>
-        <w:lastRenderedPageBreak/>
         <w:t>These are the shapes to compare your own results with.</w:t>
       </w:r>
     </w:p>
@@ -2900,7 +2898,7 @@
           <w:noProof/>
         </w:rPr>
         <w:drawing>
-          <wp:inline distT="0" distB="0" distL="0" distR="0" wp14:anchorId="6B51DC2F" wp14:editId="3E78ED9C">
+          <wp:inline distT="0" distB="0" distL="0" distR="0" wp14:anchorId="4C9DA73D" wp14:editId="4C9DA73E">
             <wp:extent cx="5943600" cy="4378440"/>
             <wp:effectExtent l="0" t="0" r="0" b="0"/>
             <wp:docPr id="20" name="Picture 20"/>
@@ -2949,7 +2947,7 @@
           <w:noProof/>
         </w:rPr>
         <w:drawing>
-          <wp:inline distT="0" distB="0" distL="0" distR="0" wp14:anchorId="40406126" wp14:editId="00DBC2BB">
+          <wp:inline distT="0" distB="0" distL="0" distR="0" wp14:anchorId="4C9DA73F" wp14:editId="4C9DA740">
             <wp:extent cx="5943600" cy="4378440"/>
             <wp:effectExtent l="0" t="0" r="0" b="0"/>
             <wp:docPr id="21" name="Picture 21"/>
@@ -3000,7 +2998,6 @@
           <w:sz w:val="25"/>
           <w:szCs w:val="25"/>
         </w:rPr>
-        <w:lastRenderedPageBreak/>
         <w:t>The skills you are being assessed on</w:t>
       </w:r>
     </w:p>
@@ -3835,7 +3832,7 @@
           <w:noProof/>
         </w:rPr>
         <w:drawing>
-          <wp:anchor distT="0" distB="0" distL="114300" distR="114300" simplePos="0" relativeHeight="251658240" behindDoc="0" locked="0" layoutInCell="1" allowOverlap="1" wp14:anchorId="0AD924D0" wp14:editId="4F560A8D">
+          <wp:anchor distT="0" distB="0" distL="114300" distR="114300" simplePos="0" relativeHeight="251658240" behindDoc="0" locked="0" layoutInCell="1" allowOverlap="1" wp14:anchorId="4C9DA741" wp14:editId="553D8E41">
             <wp:simplePos x="0" y="0"/>
             <wp:positionH relativeFrom="column">
               <wp:posOffset>7620</wp:posOffset>
@@ -3917,7 +3914,6 @@
           <w:sz w:val="20"/>
           <w:szCs w:val="20"/>
         </w:rPr>
-        <w:lastRenderedPageBreak/>
         <w:t xml:space="preserve">The guide lists </w:t>
       </w:r>
       <w:r>
